--- a/Documentation/Setu Code Lab – Industry Day Project Summary.docx
+++ b/Documentation/Setu Code Lab – Industry Day Project Summary.docx
@@ -71,6 +71,15 @@
       </w:r>
     </w:p>
     <w:p>
+      <w:pPr>
+        <w:pStyle w:val="BodyText"/>
+        <w:jc w:val="both"/>
+      </w:pPr>
+      <w:r>
+        <w:t>Try it out now at: www.setucodelab.com</w:t>
+      </w:r>
+    </w:p>
+    <w:p>
       <w:r>
         <w:pict w14:anchorId="3B8774D8">
           <v:rect id="_x0000_i1026" style="width:0;height:1.5pt" o:hralign="center" o:hrstd="t" o:hr="t"/>
@@ -81,176 +90,9 @@
       <w:pPr>
         <w:pStyle w:val="Heading2"/>
       </w:pPr>
-      <w:bookmarkStart w:id="3" w:name="key-features"/>
+      <w:bookmarkStart w:id="3" w:name="technologies"/>
       <w:bookmarkEnd w:id="2"/>
       <w:r>
-        <w:t>Key Features</w:t>
-      </w:r>
-    </w:p>
-    <w:p>
-      <w:pPr>
-        <w:pStyle w:val="Heading3"/>
-      </w:pPr>
-      <w:bookmarkStart w:id="4" w:name="students"/>
-      <w:r>
-        <w:t>Students</w:t>
-      </w:r>
-    </w:p>
-    <w:p>
-      <w:pPr>
-        <w:pStyle w:val="Compact"/>
-        <w:numPr>
-          <w:ilvl w:val="0"/>
-          <w:numId w:val="2"/>
-        </w:numPr>
-      </w:pPr>
-      <w:r>
-        <w:t>In-browser code editor for solving problems</w:t>
-      </w:r>
-    </w:p>
-    <w:p>
-      <w:pPr>
-        <w:pStyle w:val="Compact"/>
-        <w:numPr>
-          <w:ilvl w:val="0"/>
-          <w:numId w:val="2"/>
-        </w:numPr>
-      </w:pPr>
-      <w:r>
-        <w:t>Run code against automated test cases</w:t>
-      </w:r>
-    </w:p>
-    <w:p>
-      <w:pPr>
-        <w:pStyle w:val="Compact"/>
-        <w:numPr>
-          <w:ilvl w:val="0"/>
-          <w:numId w:val="2"/>
-        </w:numPr>
-      </w:pPr>
-      <w:r>
-        <w:t>Instant feedback on correctness</w:t>
-      </w:r>
-    </w:p>
-    <w:p>
-      <w:pPr>
-        <w:pStyle w:val="Compact"/>
-        <w:numPr>
-          <w:ilvl w:val="0"/>
-          <w:numId w:val="2"/>
-        </w:numPr>
-      </w:pPr>
-      <w:r>
-        <w:t>Track submission history and performance</w:t>
-      </w:r>
-    </w:p>
-    <w:p>
-      <w:pPr>
-        <w:pStyle w:val="Compact"/>
-        <w:numPr>
-          <w:ilvl w:val="0"/>
-          <w:numId w:val="2"/>
-        </w:numPr>
-      </w:pPr>
-      <w:r>
-        <w:t>Access to global practice problems</w:t>
-      </w:r>
-    </w:p>
-    <w:p>
-      <w:pPr>
-        <w:pStyle w:val="Compact"/>
-        <w:numPr>
-          <w:ilvl w:val="0"/>
-          <w:numId w:val="2"/>
-        </w:numPr>
-      </w:pPr>
-      <w:r>
-        <w:t>Gamification (points, streaks, badges, leaderboards)</w:t>
-      </w:r>
-    </w:p>
-    <w:p>
-      <w:pPr>
-        <w:pStyle w:val="Heading3"/>
-      </w:pPr>
-      <w:bookmarkStart w:id="5" w:name="lecturers"/>
-      <w:bookmarkEnd w:id="4"/>
-      <w:r>
-        <w:t>Lecturers</w:t>
-      </w:r>
-    </w:p>
-    <w:p>
-      <w:pPr>
-        <w:pStyle w:val="Compact"/>
-        <w:numPr>
-          <w:ilvl w:val="0"/>
-          <w:numId w:val="3"/>
-        </w:numPr>
-      </w:pPr>
-      <w:r>
-        <w:t>Create and manage coding problems and test cases</w:t>
-      </w:r>
-    </w:p>
-    <w:p>
-      <w:pPr>
-        <w:pStyle w:val="Compact"/>
-        <w:numPr>
-          <w:ilvl w:val="0"/>
-          <w:numId w:val="3"/>
-        </w:numPr>
-      </w:pPr>
-      <w:r>
-        <w:t>Assign work to student groups</w:t>
-      </w:r>
-    </w:p>
-    <w:p>
-      <w:pPr>
-        <w:pStyle w:val="Compact"/>
-        <w:numPr>
-          <w:ilvl w:val="0"/>
-          <w:numId w:val="3"/>
-        </w:numPr>
-      </w:pPr>
-      <w:r>
-        <w:t>View all submissions in a central dashboard</w:t>
-      </w:r>
-    </w:p>
-    <w:p>
-      <w:pPr>
-        <w:pStyle w:val="Compact"/>
-        <w:numPr>
-          <w:ilvl w:val="0"/>
-          <w:numId w:val="3"/>
-        </w:numPr>
-      </w:pPr>
-      <w:r>
-        <w:t>Automated grading via test cases</w:t>
-      </w:r>
-    </w:p>
-    <w:p>
-      <w:pPr>
-        <w:pStyle w:val="Compact"/>
-        <w:numPr>
-          <w:ilvl w:val="0"/>
-          <w:numId w:val="3"/>
-        </w:numPr>
-      </w:pPr>
-      <w:r>
-        <w:t>Export results in CSV format</w:t>
-      </w:r>
-      <w:bookmarkStart w:id="6" w:name="user-groups"/>
-      <w:bookmarkStart w:id="7" w:name="lecturers-1"/>
-      <w:bookmarkEnd w:id="3"/>
-      <w:bookmarkEnd w:id="5"/>
-    </w:p>
-    <w:p>
-      <w:pPr>
-        <w:pStyle w:val="Heading2"/>
-      </w:pPr>
-      <w:bookmarkStart w:id="8" w:name="technologies"/>
-      <w:bookmarkEnd w:id="6"/>
-      <w:bookmarkEnd w:id="7"/>
-      <w:r>
-        <w:lastRenderedPageBreak/>
         <w:t>Technologies</w:t>
       </w:r>
     </w:p>
@@ -275,7 +117,13 @@
         </w:numPr>
       </w:pPr>
       <w:r>
-        <w:t>Node.js/Express.js, for backend web server</w:t>
+        <w:t>Node.js/Express.js</w:t>
+      </w:r>
+      <w:r>
+        <w:t xml:space="preserve"> and TypeScript</w:t>
+      </w:r>
+      <w:r>
+        <w:t>, for backend web server</w:t>
       </w:r>
     </w:p>
     <w:p>
@@ -335,7 +183,7 @@
     <w:p>
       <w:r>
         <w:pict w14:anchorId="40E5099B">
-          <v:rect id="_x0000_i1029" style="width:0;height:1.5pt" o:hralign="center" o:hrstd="t" o:hr="t"/>
+          <v:rect id="_x0000_i1027" style="width:0;height:1.5pt" o:hralign="center" o:hrstd="t" o:hr="t"/>
         </w:pict>
       </w:r>
     </w:p>
@@ -343,54 +191,65 @@
       <w:pPr>
         <w:pStyle w:val="Heading2"/>
       </w:pPr>
-      <w:bookmarkStart w:id="9" w:name="project-aim"/>
-      <w:bookmarkEnd w:id="8"/>
-      <w:r>
-        <w:t>Project Aim</w:t>
-      </w:r>
-    </w:p>
-    <w:p>
-      <w:pPr>
-        <w:pStyle w:val="FirstParagraph"/>
-        <w:jc w:val="both"/>
-      </w:pPr>
-      <w:r>
-        <w:t>The aim of SETU Code Lab is to improve programming education by combining coding practice, automated assessment, and progress tracking into a single platform. It supports both teaching delivery and independent learning while encouraging consistent student engagement</w:t>
-      </w:r>
-      <w:r>
-        <w:t xml:space="preserve"> through gamification</w:t>
-      </w:r>
-      <w:r>
-        <w:t>.</w:t>
-      </w:r>
-    </w:p>
-    <w:p>
-      <w:r>
-        <w:pict w14:anchorId="2DAE558D">
-          <v:rect id="_x0000_i1030" style="width:0;height:1.5pt" o:hralign="center" o:hrstd="t" o:hr="t"/>
-        </w:pict>
-      </w:r>
-    </w:p>
-    <w:p>
-      <w:pPr>
-        <w:pStyle w:val="Heading2"/>
-      </w:pPr>
-      <w:bookmarkStart w:id="10" w:name="reflection"/>
-      <w:bookmarkEnd w:id="9"/>
-      <w:r>
-        <w:t>Reflection</w:t>
-      </w:r>
-    </w:p>
-    <w:p>
-      <w:pPr>
-        <w:pStyle w:val="FirstParagraph"/>
-        <w:jc w:val="both"/>
-      </w:pPr>
-      <w:r>
-        <w:t>Key challenges included secure code execution, automated testing, and system design. These were addressed through iterative development and testing, strengthening skills in full-stack development and software engineering practice.</w:t>
+      <w:bookmarkStart w:id="4" w:name="project-aim"/>
+      <w:bookmarkEnd w:id="3"/>
+      <w:r>
+        <w:t>About me</w:t>
+      </w:r>
+    </w:p>
+    <w:p>
+      <w:pPr>
+        <w:pStyle w:val="BodyText"/>
+      </w:pPr>
+      <w:r>
+        <w:t xml:space="preserve">My name is Diarmuid O’Neill. I am a </w:t>
+      </w:r>
+      <w:r>
+        <w:t>Final year Software Development student at</w:t>
+      </w:r>
+      <w:r>
+        <w:t xml:space="preserve"> SETU</w:t>
+      </w:r>
+      <w:r>
+        <w:t>, Carlow, with a strong interest in secure application development and machine learning</w:t>
+      </w:r>
+      <w:r>
+        <w:t xml:space="preserve">. </w:t>
+      </w:r>
+    </w:p>
+    <w:p>
+      <w:pPr>
+        <w:pStyle w:val="BodyText"/>
+      </w:pPr>
+      <w:r>
+        <w:t xml:space="preserve">Email: </w:t>
+      </w:r>
+      <w:hyperlink r:id="rId5" w:history="1">
+        <w:r>
+          <w:rPr>
+            <w:rStyle w:val="Hyperlink"/>
+          </w:rPr>
+          <w:t>diarmuidoneill2003@gmail.com</w:t>
+        </w:r>
+      </w:hyperlink>
+    </w:p>
+    <w:p>
+      <w:pPr>
+        <w:pStyle w:val="BodyText"/>
+      </w:pPr>
+      <w:r>
+        <w:t>Phone: (089) 256 472</w:t>
       </w:r>
       <w:bookmarkEnd w:id="0"/>
-      <w:bookmarkEnd w:id="10"/>
+      <w:bookmarkEnd w:id="4"/>
+      <w:r>
+        <w:t>6</w:t>
+      </w:r>
+    </w:p>
+    <w:p>
+      <w:pPr>
+        <w:pStyle w:val="BodyText"/>
+      </w:pPr>
     </w:p>
     <w:sectPr>
       <w:footnotePr>
@@ -1810,6 +1669,18 @@
     <w:rPr>
       <w:rFonts w:ascii="Consolas" w:hAnsi="Consolas"/>
       <w:sz w:val="22"/>
+    </w:rPr>
+  </w:style>
+  <w:style w:type="character" w:styleId="UnresolvedMention">
+    <w:name w:val="Unresolved Mention"/>
+    <w:basedOn w:val="DefaultParagraphFont"/>
+    <w:uiPriority w:val="99"/>
+    <w:semiHidden/>
+    <w:unhideWhenUsed/>
+    <w:rsid w:val="006344E6"/>
+    <w:rPr>
+      <w:color w:val="605E5C"/>
+      <w:shd w:val="clear" w:color="auto" w:fill="E1DFDD"/>
     </w:rPr>
   </w:style>
 </w:styles>
